--- a/public/careers/SMRU Assistant Registrar Appointment Detailed Notification.docx
+++ b/public/careers/SMRU Assistant Registrar Appointment Detailed Notification.docx
@@ -369,7 +369,7 @@
                 <w:rFonts w:asciiTheme="minorHAnsi" w:hAnsiTheme="minorHAnsi"/>
                 <w:szCs w:val="26"/>
               </w:rPr>
-              <w:t>9010445590 | www.smru.edu.in</w:t>
+              <w:t>9010455591 / 92 | www.smru.edu.in</w:t>
             </w:r>
           </w:p>
         </w:tc>
@@ -1617,7 +1617,7 @@
           <w:rFonts w:asciiTheme="minorHAnsi" w:hAnsiTheme="minorHAnsi"/>
           <w:szCs w:val="26"/>
         </w:rPr>
-        <w:t>For clarification: hr@smru.edu.in | 9010445590. Refer to the University website for authorised updates.</w:t>
+        <w:t>For clarification: hr@smru.edu.in | 9010455591 / 92. Refer to the University website for authorised updates.</w:t>
       </w:r>
     </w:p>
     <w:p>
